--- a/workbook/06 freqResp/freqRespBlank.docx
+++ b/workbook/06 freqResp/freqRespBlank.docx
@@ -130,7 +130,15 @@
         </mc:AlternateContent>
       </w:r>
       <w:r>
-        <w:t>(vin/vout to dB) If an electronic component takes a 1.0v sine wave as input and output a 0.1v sine wave, how much attenuation would it have?</w:t>
+        <w:t>(vin/</w:t>
+      </w:r>
+      <w:proofErr w:type="spellStart"/>
+      <w:r>
+        <w:t>vout</w:t>
+      </w:r>
+      <w:proofErr w:type="spellEnd"/>
+      <w:r>
+        <w:t xml:space="preserve"> to dB) If an electronic component takes a 1.0v sine wave as input and output a 0.1v sine wave, how much attenuation would it have?</w:t>
       </w:r>
     </w:p>
     <w:p>
@@ -273,7 +281,15 @@
         </mc:AlternateContent>
       </w:r>
       <w:r>
-        <w:t>(vin/dB to vout) If you input a 2.4 V sin wave into a circuit that attenuated it by -32dB, what would the amplitude of the output waveform be?</w:t>
+        <w:t xml:space="preserve">(vin/dB to </w:t>
+      </w:r>
+      <w:proofErr w:type="spellStart"/>
+      <w:r>
+        <w:t>vout</w:t>
+      </w:r>
+      <w:proofErr w:type="spellEnd"/>
+      <w:r>
+        <w:t>) If you input a 2.4 V sin wave into a circuit that attenuated it by -32dB, what would the amplitude of the output waveform be?</w:t>
       </w:r>
     </w:p>
     <w:p>
@@ -521,7 +537,23 @@
         </mc:AlternateContent>
       </w:r>
       <w:r>
-        <w:t>(fhi/flo to decades)  How many decades separate 10kHz and 30kHz?</w:t>
+        <w:t>(</w:t>
+      </w:r>
+      <w:proofErr w:type="spellStart"/>
+      <w:r>
+        <w:t>fhi</w:t>
+      </w:r>
+      <w:proofErr w:type="spellEnd"/>
+      <w:r>
+        <w:t>/</w:t>
+      </w:r>
+      <w:proofErr w:type="spellStart"/>
+      <w:r>
+        <w:t>flo</w:t>
+      </w:r>
+      <w:proofErr w:type="spellEnd"/>
+      <w:r>
+        <w:t xml:space="preserve"> to decades)  How many decades separate 10kHz and 30kHz?</w:t>
       </w:r>
     </w:p>
     <w:p>
@@ -642,7 +674,23 @@
         </mc:AlternateContent>
       </w:r>
       <w:r>
-        <w:t>(fhi/decades to flo)  What frequency is 1.5 decades below 300kHz?</w:t>
+        <w:t>(</w:t>
+      </w:r>
+      <w:proofErr w:type="spellStart"/>
+      <w:r>
+        <w:t>fhi</w:t>
+      </w:r>
+      <w:proofErr w:type="spellEnd"/>
+      <w:r>
+        <w:t xml:space="preserve">/decades to </w:t>
+      </w:r>
+      <w:proofErr w:type="spellStart"/>
+      <w:r>
+        <w:t>flo</w:t>
+      </w:r>
+      <w:proofErr w:type="spellEnd"/>
+      <w:r>
+        <w:t>)  What frequency is 1.5 decades below 300kHz?</w:t>
       </w:r>
     </w:p>
     <w:p>
@@ -754,7 +802,23 @@
         </mc:AlternateContent>
       </w:r>
       <w:r>
-        <w:t>(flo/decades to fhi) What frequency is 1.5 decades above 10kHz?</w:t>
+        <w:t>(</w:t>
+      </w:r>
+      <w:proofErr w:type="spellStart"/>
+      <w:r>
+        <w:t>flo</w:t>
+      </w:r>
+      <w:proofErr w:type="spellEnd"/>
+      <w:r>
+        <w:t xml:space="preserve">/decades to </w:t>
+      </w:r>
+      <w:proofErr w:type="spellStart"/>
+      <w:r>
+        <w:t>fhi</w:t>
+      </w:r>
+      <w:proofErr w:type="spellEnd"/>
+      <w:r>
+        <w:t>) What frequency is 1.5 decades above 10kHz?</w:t>
       </w:r>
     </w:p>
     <w:p>
@@ -786,6 +850,7 @@
           <w:sz w:val="28"/>
           <w:szCs w:val="28"/>
         </w:rPr>
+        <w:lastRenderedPageBreak/>
         <w:t>Interpret</w:t>
       </w:r>
       <w:r>
@@ -874,7 +939,7 @@
         <w:pStyle w:val="ListParagraph"/>
         <w:numPr>
           <w:ilvl w:val="0"/>
-          <w:numId w:val="26"/>
+          <w:numId w:val="42"/>
         </w:numPr>
       </w:pPr>
       <w:r>
@@ -980,7 +1045,7 @@
         <w:pStyle w:val="ListParagraph"/>
         <w:numPr>
           <w:ilvl w:val="0"/>
-          <w:numId w:val="26"/>
+          <w:numId w:val="42"/>
         </w:numPr>
       </w:pPr>
       <w:r>
@@ -1086,7 +1151,7 @@
         <w:pStyle w:val="ListParagraph"/>
         <w:numPr>
           <w:ilvl w:val="0"/>
-          <w:numId w:val="26"/>
+          <w:numId w:val="42"/>
         </w:numPr>
       </w:pPr>
       <w:r>
@@ -1207,6 +1272,7 @@
     </w:p>
     <w:p>
       <w:r>
+        <w:lastRenderedPageBreak/>
         <w:t xml:space="preserve">The following Bode plot is from a </w:t>
       </w:r>
       <w:r>
@@ -1279,7 +1345,7 @@
         <w:pStyle w:val="ListParagraph"/>
         <w:numPr>
           <w:ilvl w:val="0"/>
-          <w:numId w:val="26"/>
+          <w:numId w:val="42"/>
         </w:numPr>
       </w:pPr>
       <w:r>
@@ -1385,7 +1451,7 @@
         <w:pStyle w:val="ListParagraph"/>
         <w:numPr>
           <w:ilvl w:val="0"/>
-          <w:numId w:val="26"/>
+          <w:numId w:val="42"/>
         </w:numPr>
         <w:rPr>
           <w:b/>
@@ -1495,7 +1561,7 @@
         <w:pStyle w:val="ListParagraph"/>
         <w:numPr>
           <w:ilvl w:val="0"/>
-          <w:numId w:val="26"/>
+          <w:numId w:val="42"/>
         </w:numPr>
       </w:pPr>
       <w:r>
@@ -1648,6 +1714,7 @@
     </w:p>
     <w:p>
       <w:r>
+        <w:lastRenderedPageBreak/>
         <w:t xml:space="preserve">The following Bode plot is from a </w:t>
       </w:r>
       <w:r>
@@ -2066,6 +2133,7 @@
           <w:sz w:val="28"/>
           <w:szCs w:val="28"/>
         </w:rPr>
+        <w:lastRenderedPageBreak/>
         <w:t>Interpret a</w:t>
       </w:r>
       <w:r>
@@ -2695,6 +2763,7 @@
         </w:numPr>
       </w:pPr>
       <w:r>
+        <w:lastRenderedPageBreak/>
         <w:t>Determine the order of a filter that has 0dB of attenuation in the passband, a 15kHz corner frequency and attenuates a 90kHz input by -77.8dB.</w:t>
       </w:r>
     </w:p>
@@ -3200,7 +3269,27 @@
                                 <w:sz w:val="16"/>
                                 <w:szCs w:val="16"/>
                               </w:rPr>
-                              <w:t>s = tf('s');</w:t>
+                              <w:t xml:space="preserve">s = </w:t>
+                            </w:r>
+                            <w:proofErr w:type="spellStart"/>
+                            <w:r>
+                              <w:rPr>
+                                <w:rFonts w:ascii="Consolas" w:eastAsia="Times New Roman" w:hAnsi="Consolas" w:cs="Times New Roman"/>
+                                <w:color w:val="auto"/>
+                                <w:sz w:val="16"/>
+                                <w:szCs w:val="16"/>
+                              </w:rPr>
+                              <w:t>tf</w:t>
+                            </w:r>
+                            <w:proofErr w:type="spellEnd"/>
+                            <w:r>
+                              <w:rPr>
+                                <w:rFonts w:ascii="Consolas" w:eastAsia="Times New Roman" w:hAnsi="Consolas" w:cs="Times New Roman"/>
+                                <w:color w:val="auto"/>
+                                <w:sz w:val="16"/>
+                                <w:szCs w:val="16"/>
+                              </w:rPr>
+                              <w:t>('s');</w:t>
                             </w:r>
                             <w:r>
                               <w:rPr>
@@ -3440,6 +3529,7 @@
                                 <w:szCs w:val="16"/>
                               </w:rPr>
                             </w:pPr>
+                            <w:proofErr w:type="spellStart"/>
                             <w:r>
                               <w:rPr>
                                 <w:rFonts w:ascii="Consolas" w:eastAsia="Times New Roman" w:hAnsi="Consolas" w:cs="Times New Roman"/>
@@ -3447,7 +3537,17 @@
                                 <w:sz w:val="16"/>
                                 <w:szCs w:val="16"/>
                               </w:rPr>
-                              <w:t>pzmap(G);</w:t>
+                              <w:t>pzmap</w:t>
+                            </w:r>
+                            <w:proofErr w:type="spellEnd"/>
+                            <w:r>
+                              <w:rPr>
+                                <w:rFonts w:ascii="Consolas" w:eastAsia="Times New Roman" w:hAnsi="Consolas" w:cs="Times New Roman"/>
+                                <w:color w:val="auto"/>
+                                <w:sz w:val="16"/>
+                                <w:szCs w:val="16"/>
+                              </w:rPr>
+                              <w:t>(G);</w:t>
                             </w:r>
                             <w:r>
                               <w:rPr>
@@ -3488,6 +3588,7 @@
                                 <w:szCs w:val="16"/>
                               </w:rPr>
                             </w:pPr>
+                            <w:proofErr w:type="spellStart"/>
                             <w:r>
                               <w:rPr>
                                 <w:rFonts w:ascii="Consolas" w:eastAsia="Times New Roman" w:hAnsi="Consolas" w:cs="Times New Roman"/>
@@ -3495,7 +3596,17 @@
                                 <w:sz w:val="16"/>
                                 <w:szCs w:val="16"/>
                               </w:rPr>
-                              <w:t>waitforbuttonpress();</w:t>
+                              <w:t>waitforbuttonpress</w:t>
+                            </w:r>
+                            <w:proofErr w:type="spellEnd"/>
+                            <w:r>
+                              <w:rPr>
+                                <w:rFonts w:ascii="Consolas" w:eastAsia="Times New Roman" w:hAnsi="Consolas" w:cs="Times New Roman"/>
+                                <w:color w:val="auto"/>
+                                <w:sz w:val="16"/>
+                                <w:szCs w:val="16"/>
+                              </w:rPr>
+                              <w:t>();</w:t>
                             </w:r>
                             <w:r>
                               <w:rPr>
@@ -3554,6 +3665,7 @@
                                 <w:szCs w:val="16"/>
                               </w:rPr>
                             </w:pPr>
+                            <w:proofErr w:type="spellStart"/>
                             <w:r>
                               <w:rPr>
                                 <w:rFonts w:ascii="Consolas" w:eastAsia="Times New Roman" w:hAnsi="Consolas" w:cs="Times New Roman"/>
@@ -3561,7 +3673,17 @@
                                 <w:sz w:val="16"/>
                                 <w:szCs w:val="16"/>
                               </w:rPr>
-                              <w:t>bodeplot(G);</w:t>
+                              <w:t>bodeplot</w:t>
+                            </w:r>
+                            <w:proofErr w:type="spellEnd"/>
+                            <w:r>
+                              <w:rPr>
+                                <w:rFonts w:ascii="Consolas" w:eastAsia="Times New Roman" w:hAnsi="Consolas" w:cs="Times New Roman"/>
+                                <w:color w:val="auto"/>
+                                <w:sz w:val="16"/>
+                                <w:szCs w:val="16"/>
+                              </w:rPr>
+                              <w:t>(G);</w:t>
                             </w:r>
                             <w:r>
                               <w:rPr>
@@ -4071,7 +4193,23 @@
         </mc:AlternateContent>
       </w:r>
       <w:r>
-        <w:t>You are welcome to check your answers using Matlab – this is much easier than you might.  Here is some starter code.  Note that Matlab will add lots of details that you are not expected to show in your rough plots.</w:t>
+        <w:t xml:space="preserve">You are welcome to check your answers using </w:t>
+      </w:r>
+      <w:proofErr w:type="spellStart"/>
+      <w:r>
+        <w:t>Matlab</w:t>
+      </w:r>
+      <w:proofErr w:type="spellEnd"/>
+      <w:r>
+        <w:t xml:space="preserve"> – this is much easier than you might.  Here is some starter code.  Note that </w:t>
+      </w:r>
+      <w:proofErr w:type="spellStart"/>
+      <w:r>
+        <w:t>Matlab</w:t>
+      </w:r>
+      <w:proofErr w:type="spellEnd"/>
+      <w:r>
+        <w:t xml:space="preserve"> will add lots of details that you are not expected to show in your rough plots.</w:t>
       </w:r>
     </w:p>
     <w:p>
@@ -4114,6 +4252,7 @@
         <w:spacing w:after="0" w:line="240" w:lineRule="auto"/>
       </w:pPr>
       <w:r>
+        <w:lastRenderedPageBreak/>
         <w:t>Use the pole zero locations of a transfer function given in the plot below to determine the frequency response of the transfer function.  There are two zeros at the origin.  The semicircle has a radius of 10.</w:t>
       </w:r>
     </w:p>
@@ -4420,6 +4559,7 @@
         <w:spacing w:after="0" w:line="240" w:lineRule="auto"/>
       </w:pPr>
       <w:r>
+        <w:lastRenderedPageBreak/>
         <w:t xml:space="preserve">Use the pole zero locations of a transfer function given in the plot below to determine the frequency response of the transfer function.  The real and imaginary axis are scaled differently.  </w:t>
       </w:r>
     </w:p>
@@ -5082,6 +5222,7 @@
           <w:sz w:val="28"/>
           <w:szCs w:val="28"/>
         </w:rPr>
+        <w:lastRenderedPageBreak/>
         <w:t>Gain product bandwidth of an op amp</w:t>
       </w:r>
     </w:p>
@@ -5094,7 +5235,15 @@
         </w:numPr>
       </w:pPr>
       <w:r>
-        <w:t>You are working with an opamp that has a 1MHz gain-bandwidth product.  Your circuit is configured to have a gain of 30dB.</w:t>
+        <w:t xml:space="preserve">You are working with an </w:t>
+      </w:r>
+      <w:proofErr w:type="spellStart"/>
+      <w:r>
+        <w:t>opamp</w:t>
+      </w:r>
+      <w:proofErr w:type="spellEnd"/>
+      <w:r>
+        <w:t xml:space="preserve"> that has a 1MHz gain-bandwidth product.  Your circuit is configured to have a gain of 30dB.</w:t>
       </w:r>
     </w:p>
     <w:p>
@@ -5573,6 +5722,7 @@
           <w:sz w:val="28"/>
           <w:szCs w:val="28"/>
         </w:rPr>
+        <w:lastRenderedPageBreak/>
         <w:t>Deriving Transfer Functions</w:t>
       </w:r>
     </w:p>
@@ -5894,6 +6044,7 @@
           <w:sz w:val="28"/>
           <w:szCs w:val="28"/>
         </w:rPr>
+        <w:lastRenderedPageBreak/>
         <w:t>Practical Application – Buck Converter Filter</w:t>
       </w:r>
     </w:p>
@@ -5941,7 +6092,7 @@
           <w:noProof/>
         </w:rPr>
         <w:drawing>
-          <wp:inline distT="0" distB="0" distL="0" distR="0" wp14:anchorId="782F7E67" wp14:editId="5111394B">
+          <wp:inline distT="0" distB="0" distL="0" distR="0" wp14:anchorId="782F7E67" wp14:editId="37B447CC">
             <wp:extent cx="2880000" cy="1885450"/>
             <wp:effectExtent l="0" t="0" r="0" b="635"/>
             <wp:docPr id="1677488837" name="Picture 25"/>
@@ -6021,7 +6172,15 @@
         <w:ind w:left="0" w:firstLine="0"/>
       </w:pPr>
       <w:r>
-        <w:t>Derive the transfer function Vout(s)/Vin(s) for the filter.  Hint, you may want to use voltage divider.  Put your answer in canonical form.</w:t>
+        <w:t xml:space="preserve">Derive the transfer function </w:t>
+      </w:r>
+      <w:proofErr w:type="spellStart"/>
+      <w:r>
+        <w:t>Vout</w:t>
+      </w:r>
+      <w:proofErr w:type="spellEnd"/>
+      <w:r>
+        <w:t>(s)/Vin(s) for the filter.  Hint, you may want to use voltage divider.  Put your answer in canonical form.</w:t>
       </w:r>
     </w:p>
     <w:p>
@@ -6271,6 +6430,7 @@
         <w:ind w:left="0" w:firstLine="0"/>
       </w:pPr>
       <w:r>
+        <w:lastRenderedPageBreak/>
         <w:t xml:space="preserve">Substitute L=1mH, R = 100Ω, and C = 100uF into your transfer function.  Use the definitions of canonical form below to determine the corner frequency of the filter.  </w:t>
       </w:r>
     </w:p>
@@ -6760,6 +6920,110 @@
         <w:ind w:left="0" w:firstLine="0"/>
       </w:pPr>
     </w:p>
+    <w:p>
+      <w:pPr>
+        <w:ind w:left="0" w:firstLine="0"/>
+      </w:pPr>
+    </w:p>
+    <w:p>
+      <w:pPr>
+        <w:ind w:left="0" w:firstLine="0"/>
+      </w:pPr>
+      <w:r>
+        <w:rPr>
+          <w:noProof/>
+        </w:rPr>
+        <mc:AlternateContent>
+          <mc:Choice Requires="wps">
+            <w:drawing>
+              <wp:anchor distT="45720" distB="45720" distL="114300" distR="114300" simplePos="0" relativeHeight="251914240" behindDoc="0" locked="0" layoutInCell="1" allowOverlap="1" wp14:anchorId="786405CE" wp14:editId="38AE5FAF">
+                <wp:simplePos x="0" y="0"/>
+                <wp:positionH relativeFrom="column">
+                  <wp:posOffset>50800</wp:posOffset>
+                </wp:positionH>
+                <wp:positionV relativeFrom="paragraph">
+                  <wp:posOffset>626110</wp:posOffset>
+                </wp:positionV>
+                <wp:extent cx="5399405" cy="2879725"/>
+                <wp:effectExtent l="0" t="0" r="10795" b="15875"/>
+                <wp:wrapSquare wrapText="bothSides"/>
+                <wp:docPr id="1691665543" name="Text Box 30"/>
+                <wp:cNvGraphicFramePr>
+                  <a:graphicFrameLocks xmlns:a="http://schemas.openxmlformats.org/drawingml/2006/main"/>
+                </wp:cNvGraphicFramePr>
+                <a:graphic xmlns:a="http://schemas.openxmlformats.org/drawingml/2006/main">
+                  <a:graphicData uri="http://schemas.microsoft.com/office/word/2010/wordprocessingShape">
+                    <wps:wsp>
+                      <wps:cNvSpPr txBox="1">
+                        <a:spLocks noChangeArrowheads="1"/>
+                      </wps:cNvSpPr>
+                      <wps:spPr bwMode="auto">
+                        <a:xfrm>
+                          <a:off x="0" y="0"/>
+                          <a:ext cx="5399405" cy="2879725"/>
+                        </a:xfrm>
+                        <a:prstGeom prst="rect">
+                          <a:avLst/>
+                        </a:prstGeom>
+                        <a:solidFill>
+                          <a:srgbClr val="FFFFFF"/>
+                        </a:solidFill>
+                        <a:ln w="9525">
+                          <a:solidFill>
+                            <a:srgbClr val="000000"/>
+                          </a:solidFill>
+                          <a:miter lim="800000"/>
+                          <a:headEnd/>
+                          <a:tailEnd/>
+                        </a:ln>
+                      </wps:spPr>
+                      <wps:txbx>
+                        <w:txbxContent>
+                          <w:p/>
+                        </w:txbxContent>
+                      </wps:txbx>
+                      <wps:bodyPr rot="0" vertOverflow="clip" horzOverflow="clip" vert="horz" wrap="square" lIns="91440" tIns="45720" rIns="91440" bIns="45720" anchor="t" anchorCtr="0">
+                        <a:noAutofit/>
+                      </wps:bodyPr>
+                    </wps:wsp>
+                  </a:graphicData>
+                </a:graphic>
+                <wp14:sizeRelH relativeFrom="margin">
+                  <wp14:pctWidth>0</wp14:pctWidth>
+                </wp14:sizeRelH>
+                <wp14:sizeRelV relativeFrom="margin">
+                  <wp14:pctHeight>0</wp14:pctHeight>
+                </wp14:sizeRelV>
+              </wp:anchor>
+            </w:drawing>
+          </mc:Choice>
+          <mc:Fallback>
+            <w:pict>
+              <v:shapetype w14:anchorId="786405CE" id="_x0000_t202" coordsize="21600,21600" o:spt="202" path="m,l,21600r21600,l21600,xe">
+                <v:stroke joinstyle="miter"/>
+                <v:path gradientshapeok="t" o:connecttype="rect"/>
+              </v:shapetype>
+              <v:shape id="Text Box 30" o:spid="_x0000_s1054" type="#_x0000_t202" style="position:absolute;margin-left:4pt;margin-top:49.3pt;width:425.15pt;height:226.75pt;z-index:251914240;visibility:visible;mso-wrap-style:square;mso-width-percent:0;mso-height-percent:0;mso-wrap-distance-left:9pt;mso-wrap-distance-top:3.6pt;mso-wrap-distance-right:9pt;mso-wrap-distance-bottom:3.6pt;mso-position-horizontal:absolute;mso-position-horizontal-relative:text;mso-position-vertical:absolute;mso-position-vertical-relative:text;mso-width-percent:0;mso-height-percent:0;mso-width-relative:margin;mso-height-relative:margin;v-text-anchor:top" o:gfxdata="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">
+                <v:textbox>
+                  <w:txbxContent>
+                    <w:p/>
+                  </w:txbxContent>
+                </v:textbox>
+                <w10:wrap type="square"/>
+              </v:shape>
+            </w:pict>
+          </mc:Fallback>
+        </mc:AlternateContent>
+      </w:r>
+      <w:r>
+        <w:t>Why does this filter output the average value of a 10kHz PWM waveform?  Hint, construct the Fourier series of the 10kHz PWM wave, then consider which harmonics the filter passes and which it blocks.</w:t>
+      </w:r>
+    </w:p>
+    <w:p>
+      <w:pPr>
+        <w:ind w:left="0" w:firstLine="0"/>
+      </w:pPr>
+    </w:p>
     <w:sectPr>
       <w:headerReference w:type="even" r:id="rId22"/>
       <w:headerReference w:type="default" r:id="rId23"/>
@@ -7184,6 +7448,96 @@
 <file path=word/numbering.xml><?xml version="1.0" encoding="utf-8"?>
 <w:numbering xmlns:wpc="http://schemas.microsoft.com/office/word/2010/wordprocessingCanvas" xmlns:cx="http://schemas.microsoft.com/office/drawing/2014/chartex" xmlns:cx1="http://schemas.microsoft.com/office/drawing/2015/9/8/chartex" xmlns:cx2="http://schemas.microsoft.com/office/drawing/2015/10/21/chartex" xmlns:cx3="http://schemas.microsoft.com/office/drawing/2016/5/9/chartex" xmlns:cx4="http://schemas.microsoft.com/office/drawing/2016/5/10/chartex" xmlns:cx5="http://schemas.microsoft.com/office/drawing/2016/5/11/chartex" xmlns:cx6="http://schemas.microsoft.com/office/drawing/2016/5/12/chartex" xmlns:cx7="http://schemas.microsoft.com/office/drawing/2016/5/13/chartex" xmlns:cx8="http://schemas.microsoft.com/office/drawing/2016/5/14/chartex" xmlns:mc="http://schemas.openxmlformats.org/markup-compatibility/2006" xmlns:aink="http://schemas.microsoft.com/office/drawing/2016/ink" xmlns:am3d="http://schemas.microsoft.com/office/drawing/2017/model3d" xmlns:o="urn:schemas-microsoft-com:office:office" xmlns:oel="http://schemas.microsoft.com/office/2019/extlst" xmlns:r="http://schemas.openxmlformats.org/officeDocument/2006/relationships" xmlns:m="http://schemas.openxmlformats.org/officeDocument/2006/math" xmlns:v="urn:schemas-microsoft-com:vml" xmlns:wp14="http://schemas.microsoft.com/office/word/2010/wordprocessingDrawing" xmlns:wp="http://schemas.openxmlformats.org/drawingml/2006/wordprocessingDrawing" xmlns:w10="urn:schemas-microsoft-com:office:word" xmlns:w="http://schemas.openxmlformats.org/wordprocessingml/2006/main" xmlns:w14="http://schemas.microsoft.com/office/word/2010/wordml" xmlns:w15="http://schemas.microsoft.com/office/word/2012/wordml" xmlns:w16cei="http://schemas.microsoft.com/office/word/2026/wordml/cei" xmlns:w16cex="http://schemas.microsoft.com/office/word/2018/wordml/cex" xmlns:w16cid="http://schemas.microsoft.com/office/word/2016/wordml/cid" xmlns:w16="http://schemas.microsoft.com/office/word/2018/wordml" xmlns:w16du="http://schemas.microsoft.com/office/word/2023/wordml/word16du" xmlns:w16sdtdh="http://schemas.microsoft.com/office/word/2020/wordml/sdtdatahash" xmlns:w16sdtfl="http://schemas.microsoft.com/office/word/2024/wordml/sdtformatlock" xmlns:w16se="http://schemas.microsoft.com/office/word/2015/wordml/symex" xmlns:wpg="http://schemas.microsoft.com/office/word/2010/wordprocessingGroup" xmlns:wpi="http://schemas.microsoft.com/office/word/2010/wordprocessingInk" xmlns:wne="http://schemas.microsoft.com/office/word/2006/wordml" xmlns:wps="http://schemas.microsoft.com/office/word/2010/wordprocessingShape" mc:Ignorable="w14 w15 w16se w16cid w16 w16cex w16sdtdh w16sdtfl w16du wp14">
   <w:abstractNum w:abstractNumId="0" w15:restartNumberingAfterBreak="0">
+    <w:nsid w:val="002F310B"/>
+    <w:multiLevelType w:val="hybridMultilevel"/>
+    <w:tmpl w:val="6B7AA18E"/>
+    <w:lvl w:ilvl="0" w:tplc="FFFFFFFF">
+      <w:start w:val="1"/>
+      <w:numFmt w:val="decimal"/>
+      <w:lvlText w:val="%1."/>
+      <w:lvlJc w:val="left"/>
+      <w:pPr>
+        <w:ind w:left="720" w:hanging="360"/>
+      </w:pPr>
+      <w:rPr>
+        <w:b w:val="0"/>
+        <w:bCs w:val="0"/>
+      </w:rPr>
+    </w:lvl>
+    <w:lvl w:ilvl="1" w:tplc="FFFFFFFF">
+      <w:start w:val="1"/>
+      <w:numFmt w:val="lowerLetter"/>
+      <w:lvlText w:val="%2."/>
+      <w:lvlJc w:val="left"/>
+      <w:pPr>
+        <w:ind w:left="1440" w:hanging="360"/>
+      </w:pPr>
+    </w:lvl>
+    <w:lvl w:ilvl="2" w:tplc="FFFFFFFF">
+      <w:start w:val="1"/>
+      <w:numFmt w:val="lowerRoman"/>
+      <w:lvlText w:val="%3."/>
+      <w:lvlJc w:val="right"/>
+      <w:pPr>
+        <w:ind w:left="2160" w:hanging="180"/>
+      </w:pPr>
+    </w:lvl>
+    <w:lvl w:ilvl="3" w:tplc="FFFFFFFF">
+      <w:start w:val="1"/>
+      <w:numFmt w:val="decimal"/>
+      <w:lvlText w:val="%4."/>
+      <w:lvlJc w:val="left"/>
+      <w:pPr>
+        <w:ind w:left="2880" w:hanging="360"/>
+      </w:pPr>
+    </w:lvl>
+    <w:lvl w:ilvl="4" w:tplc="FFFFFFFF">
+      <w:start w:val="1"/>
+      <w:numFmt w:val="lowerLetter"/>
+      <w:lvlText w:val="%5."/>
+      <w:lvlJc w:val="left"/>
+      <w:pPr>
+        <w:ind w:left="3600" w:hanging="360"/>
+      </w:pPr>
+    </w:lvl>
+    <w:lvl w:ilvl="5" w:tplc="FFFFFFFF">
+      <w:start w:val="1"/>
+      <w:numFmt w:val="lowerRoman"/>
+      <w:lvlText w:val="%6."/>
+      <w:lvlJc w:val="right"/>
+      <w:pPr>
+        <w:ind w:left="4320" w:hanging="180"/>
+      </w:pPr>
+    </w:lvl>
+    <w:lvl w:ilvl="6" w:tplc="FFFFFFFF">
+      <w:start w:val="1"/>
+      <w:numFmt w:val="decimal"/>
+      <w:lvlText w:val="%7."/>
+      <w:lvlJc w:val="left"/>
+      <w:pPr>
+        <w:ind w:left="5040" w:hanging="360"/>
+      </w:pPr>
+    </w:lvl>
+    <w:lvl w:ilvl="7" w:tplc="FFFFFFFF">
+      <w:start w:val="1"/>
+      <w:numFmt w:val="lowerLetter"/>
+      <w:lvlText w:val="%8."/>
+      <w:lvlJc w:val="left"/>
+      <w:pPr>
+        <w:ind w:left="5760" w:hanging="360"/>
+      </w:pPr>
+    </w:lvl>
+    <w:lvl w:ilvl="8" w:tplc="FFFFFFFF">
+      <w:start w:val="1"/>
+      <w:numFmt w:val="lowerRoman"/>
+      <w:lvlText w:val="%9."/>
+      <w:lvlJc w:val="right"/>
+      <w:pPr>
+        <w:ind w:left="6480" w:hanging="180"/>
+      </w:pPr>
+    </w:lvl>
+  </w:abstractNum>
+  <w:abstractNum w:abstractNumId="1" w15:restartNumberingAfterBreak="0">
     <w:nsid w:val="00531572"/>
     <w:multiLevelType w:val="hybridMultilevel"/>
     <w:tmpl w:val="DCBEE152"/>
@@ -7296,7 +7650,7 @@
       </w:rPr>
     </w:lvl>
   </w:abstractNum>
-  <w:abstractNum w:abstractNumId="1" w15:restartNumberingAfterBreak="0">
+  <w:abstractNum w:abstractNumId="2" w15:restartNumberingAfterBreak="0">
     <w:nsid w:val="03F62769"/>
     <w:multiLevelType w:val="hybridMultilevel"/>
     <w:tmpl w:val="29D2B590"/>
@@ -7508,7 +7862,7 @@
       </w:rPr>
     </w:lvl>
   </w:abstractNum>
-  <w:abstractNum w:abstractNumId="2" w15:restartNumberingAfterBreak="0">
+  <w:abstractNum w:abstractNumId="3" w15:restartNumberingAfterBreak="0">
     <w:nsid w:val="065A6343"/>
     <w:multiLevelType w:val="hybridMultilevel"/>
     <w:tmpl w:val="730AB6D2"/>
@@ -7594,7 +7948,7 @@
       </w:pPr>
     </w:lvl>
   </w:abstractNum>
-  <w:abstractNum w:abstractNumId="3" w15:restartNumberingAfterBreak="0">
+  <w:abstractNum w:abstractNumId="4" w15:restartNumberingAfterBreak="0">
     <w:nsid w:val="0DEC4CD4"/>
     <w:multiLevelType w:val="hybridMultilevel"/>
     <w:tmpl w:val="EEC6AA02"/>
@@ -7683,7 +8037,7 @@
       </w:pPr>
     </w:lvl>
   </w:abstractNum>
-  <w:abstractNum w:abstractNumId="4" w15:restartNumberingAfterBreak="0">
+  <w:abstractNum w:abstractNumId="5" w15:restartNumberingAfterBreak="0">
     <w:nsid w:val="0FC77A4D"/>
     <w:multiLevelType w:val="hybridMultilevel"/>
     <w:tmpl w:val="730AB6D2"/>
@@ -7769,7 +8123,7 @@
       </w:pPr>
     </w:lvl>
   </w:abstractNum>
-  <w:abstractNum w:abstractNumId="5" w15:restartNumberingAfterBreak="0">
+  <w:abstractNum w:abstractNumId="6" w15:restartNumberingAfterBreak="0">
     <w:nsid w:val="10327972"/>
     <w:multiLevelType w:val="hybridMultilevel"/>
     <w:tmpl w:val="1B26D4AC"/>
@@ -7860,7 +8214,7 @@
       </w:pPr>
     </w:lvl>
   </w:abstractNum>
-  <w:abstractNum w:abstractNumId="6" w15:restartNumberingAfterBreak="0">
+  <w:abstractNum w:abstractNumId="7" w15:restartNumberingAfterBreak="0">
     <w:nsid w:val="15C13F2A"/>
     <w:multiLevelType w:val="hybridMultilevel"/>
     <w:tmpl w:val="7DEC67F8"/>
@@ -7949,7 +8303,7 @@
       </w:pPr>
     </w:lvl>
   </w:abstractNum>
-  <w:abstractNum w:abstractNumId="7" w15:restartNumberingAfterBreak="0">
+  <w:abstractNum w:abstractNumId="8" w15:restartNumberingAfterBreak="0">
     <w:nsid w:val="15D95714"/>
     <w:multiLevelType w:val="hybridMultilevel"/>
     <w:tmpl w:val="B5FE78FC"/>
@@ -8062,7 +8416,7 @@
       </w:rPr>
     </w:lvl>
   </w:abstractNum>
-  <w:abstractNum w:abstractNumId="8" w15:restartNumberingAfterBreak="0">
+  <w:abstractNum w:abstractNumId="9" w15:restartNumberingAfterBreak="0">
     <w:nsid w:val="176A739B"/>
     <w:multiLevelType w:val="hybridMultilevel"/>
     <w:tmpl w:val="AC804C32"/>
@@ -8151,7 +8505,7 @@
       </w:pPr>
     </w:lvl>
   </w:abstractNum>
-  <w:abstractNum w:abstractNumId="9" w15:restartNumberingAfterBreak="0">
+  <w:abstractNum w:abstractNumId="10" w15:restartNumberingAfterBreak="0">
     <w:nsid w:val="1C47116A"/>
     <w:multiLevelType w:val="hybridMultilevel"/>
     <w:tmpl w:val="F3ACD802"/>
@@ -8240,7 +8594,7 @@
       </w:pPr>
     </w:lvl>
   </w:abstractNum>
-  <w:abstractNum w:abstractNumId="10" w15:restartNumberingAfterBreak="0">
+  <w:abstractNum w:abstractNumId="11" w15:restartNumberingAfterBreak="0">
     <w:nsid w:val="1CAF288F"/>
     <w:multiLevelType w:val="hybridMultilevel"/>
     <w:tmpl w:val="F3ACD802"/>
@@ -8329,7 +8683,7 @@
       </w:pPr>
     </w:lvl>
   </w:abstractNum>
-  <w:abstractNum w:abstractNumId="11" w15:restartNumberingAfterBreak="0">
+  <w:abstractNum w:abstractNumId="12" w15:restartNumberingAfterBreak="0">
     <w:nsid w:val="2AE423CD"/>
     <w:multiLevelType w:val="hybridMultilevel"/>
     <w:tmpl w:val="0D2CB3C8"/>
@@ -8442,7 +8796,7 @@
       </w:rPr>
     </w:lvl>
   </w:abstractNum>
-  <w:abstractNum w:abstractNumId="12" w15:restartNumberingAfterBreak="0">
+  <w:abstractNum w:abstractNumId="13" w15:restartNumberingAfterBreak="0">
     <w:nsid w:val="2C305CB2"/>
     <w:multiLevelType w:val="hybridMultilevel"/>
     <w:tmpl w:val="FC88A874"/>
@@ -8554,7 +8908,7 @@
       </w:rPr>
     </w:lvl>
   </w:abstractNum>
-  <w:abstractNum w:abstractNumId="13" w15:restartNumberingAfterBreak="0">
+  <w:abstractNum w:abstractNumId="14" w15:restartNumberingAfterBreak="0">
     <w:nsid w:val="2D235F8E"/>
     <w:multiLevelType w:val="hybridMultilevel"/>
     <w:tmpl w:val="45DC81FA"/>
@@ -8643,7 +8997,7 @@
       </w:pPr>
     </w:lvl>
   </w:abstractNum>
-  <w:abstractNum w:abstractNumId="14" w15:restartNumberingAfterBreak="0">
+  <w:abstractNum w:abstractNumId="15" w15:restartNumberingAfterBreak="0">
     <w:nsid w:val="35786E9F"/>
     <w:multiLevelType w:val="hybridMultilevel"/>
     <w:tmpl w:val="5096DDA8"/>
@@ -8732,7 +9086,7 @@
       </w:pPr>
     </w:lvl>
   </w:abstractNum>
-  <w:abstractNum w:abstractNumId="15" w15:restartNumberingAfterBreak="0">
+  <w:abstractNum w:abstractNumId="16" w15:restartNumberingAfterBreak="0">
     <w:nsid w:val="36DB2401"/>
     <w:multiLevelType w:val="hybridMultilevel"/>
     <w:tmpl w:val="C3A8B2AE"/>
@@ -8823,7 +9177,7 @@
       </w:pPr>
     </w:lvl>
   </w:abstractNum>
-  <w:abstractNum w:abstractNumId="16" w15:restartNumberingAfterBreak="0">
+  <w:abstractNum w:abstractNumId="17" w15:restartNumberingAfterBreak="0">
     <w:nsid w:val="3803790C"/>
     <w:multiLevelType w:val="hybridMultilevel"/>
     <w:tmpl w:val="6BD66D92"/>
@@ -8935,7 +9289,7 @@
       </w:rPr>
     </w:lvl>
   </w:abstractNum>
-  <w:abstractNum w:abstractNumId="17" w15:restartNumberingAfterBreak="0">
+  <w:abstractNum w:abstractNumId="18" w15:restartNumberingAfterBreak="0">
     <w:nsid w:val="3C11229B"/>
     <w:multiLevelType w:val="hybridMultilevel"/>
     <w:tmpl w:val="53765AC8"/>
@@ -9024,7 +9378,7 @@
       </w:pPr>
     </w:lvl>
   </w:abstractNum>
-  <w:abstractNum w:abstractNumId="18" w15:restartNumberingAfterBreak="0">
+  <w:abstractNum w:abstractNumId="19" w15:restartNumberingAfterBreak="0">
     <w:nsid w:val="3D117893"/>
     <w:multiLevelType w:val="hybridMultilevel"/>
     <w:tmpl w:val="EEC6AA02"/>
@@ -9113,7 +9467,7 @@
       </w:pPr>
     </w:lvl>
   </w:abstractNum>
-  <w:abstractNum w:abstractNumId="19" w15:restartNumberingAfterBreak="0">
+  <w:abstractNum w:abstractNumId="20" w15:restartNumberingAfterBreak="0">
     <w:nsid w:val="407767C1"/>
     <w:multiLevelType w:val="hybridMultilevel"/>
     <w:tmpl w:val="38626CB0"/>
@@ -9325,7 +9679,7 @@
       </w:rPr>
     </w:lvl>
   </w:abstractNum>
-  <w:abstractNum w:abstractNumId="20" w15:restartNumberingAfterBreak="0">
+  <w:abstractNum w:abstractNumId="21" w15:restartNumberingAfterBreak="0">
     <w:nsid w:val="43705C22"/>
     <w:multiLevelType w:val="hybridMultilevel"/>
     <w:tmpl w:val="38626CB0"/>
@@ -9537,7 +9891,7 @@
       </w:rPr>
     </w:lvl>
   </w:abstractNum>
-  <w:abstractNum w:abstractNumId="21" w15:restartNumberingAfterBreak="0">
+  <w:abstractNum w:abstractNumId="22" w15:restartNumberingAfterBreak="0">
     <w:nsid w:val="443852C8"/>
     <w:multiLevelType w:val="hybridMultilevel"/>
     <w:tmpl w:val="7DF8F5F8"/>
@@ -9628,7 +9982,7 @@
       </w:pPr>
     </w:lvl>
   </w:abstractNum>
-  <w:abstractNum w:abstractNumId="22" w15:restartNumberingAfterBreak="0">
+  <w:abstractNum w:abstractNumId="23" w15:restartNumberingAfterBreak="0">
     <w:nsid w:val="4E013DAB"/>
     <w:multiLevelType w:val="hybridMultilevel"/>
     <w:tmpl w:val="300A6E54"/>
@@ -9740,7 +10094,7 @@
       </w:rPr>
     </w:lvl>
   </w:abstractNum>
-  <w:abstractNum w:abstractNumId="23" w15:restartNumberingAfterBreak="0">
+  <w:abstractNum w:abstractNumId="24" w15:restartNumberingAfterBreak="0">
     <w:nsid w:val="4E4F66F8"/>
     <w:multiLevelType w:val="hybridMultilevel"/>
     <w:tmpl w:val="38626CB0"/>
@@ -9952,7 +10306,7 @@
       </w:rPr>
     </w:lvl>
   </w:abstractNum>
-  <w:abstractNum w:abstractNumId="24" w15:restartNumberingAfterBreak="0">
+  <w:abstractNum w:abstractNumId="25" w15:restartNumberingAfterBreak="0">
     <w:nsid w:val="50133149"/>
     <w:multiLevelType w:val="hybridMultilevel"/>
     <w:tmpl w:val="F40AEDF6"/>
@@ -10038,7 +10392,7 @@
       </w:pPr>
     </w:lvl>
   </w:abstractNum>
-  <w:abstractNum w:abstractNumId="25" w15:restartNumberingAfterBreak="0">
+  <w:abstractNum w:abstractNumId="26" w15:restartNumberingAfterBreak="0">
     <w:nsid w:val="528A4315"/>
     <w:multiLevelType w:val="hybridMultilevel"/>
     <w:tmpl w:val="963606C2"/>
@@ -10250,7 +10604,7 @@
       </w:rPr>
     </w:lvl>
   </w:abstractNum>
-  <w:abstractNum w:abstractNumId="26" w15:restartNumberingAfterBreak="0">
+  <w:abstractNum w:abstractNumId="27" w15:restartNumberingAfterBreak="0">
     <w:nsid w:val="52D043D9"/>
     <w:multiLevelType w:val="hybridMultilevel"/>
     <w:tmpl w:val="6B7AA18E"/>
@@ -10340,7 +10694,7 @@
       </w:pPr>
     </w:lvl>
   </w:abstractNum>
-  <w:abstractNum w:abstractNumId="27" w15:restartNumberingAfterBreak="0">
+  <w:abstractNum w:abstractNumId="28" w15:restartNumberingAfterBreak="0">
     <w:nsid w:val="53081027"/>
     <w:multiLevelType w:val="hybridMultilevel"/>
     <w:tmpl w:val="EA823FF4"/>
@@ -10429,7 +10783,7 @@
       </w:pPr>
     </w:lvl>
   </w:abstractNum>
-  <w:abstractNum w:abstractNumId="28" w15:restartNumberingAfterBreak="0">
+  <w:abstractNum w:abstractNumId="29" w15:restartNumberingAfterBreak="0">
     <w:nsid w:val="569A26CB"/>
     <w:multiLevelType w:val="hybridMultilevel"/>
     <w:tmpl w:val="D7F422F2"/>
@@ -10520,7 +10874,7 @@
       </w:pPr>
     </w:lvl>
   </w:abstractNum>
-  <w:abstractNum w:abstractNumId="29" w15:restartNumberingAfterBreak="0">
+  <w:abstractNum w:abstractNumId="30" w15:restartNumberingAfterBreak="0">
     <w:nsid w:val="5ED7231A"/>
     <w:multiLevelType w:val="hybridMultilevel"/>
     <w:tmpl w:val="98DE171A"/>
@@ -10732,7 +11086,7 @@
       </w:rPr>
     </w:lvl>
   </w:abstractNum>
-  <w:abstractNum w:abstractNumId="30" w15:restartNumberingAfterBreak="0">
+  <w:abstractNum w:abstractNumId="31" w15:restartNumberingAfterBreak="0">
     <w:nsid w:val="61473E73"/>
     <w:multiLevelType w:val="hybridMultilevel"/>
     <w:tmpl w:val="A5868C0C"/>
@@ -10845,7 +11199,7 @@
       </w:rPr>
     </w:lvl>
   </w:abstractNum>
-  <w:abstractNum w:abstractNumId="31" w15:restartNumberingAfterBreak="0">
+  <w:abstractNum w:abstractNumId="32" w15:restartNumberingAfterBreak="0">
     <w:nsid w:val="669D5EEC"/>
     <w:multiLevelType w:val="hybridMultilevel"/>
     <w:tmpl w:val="56127E0C"/>
@@ -10934,7 +11288,7 @@
       </w:pPr>
     </w:lvl>
   </w:abstractNum>
-  <w:abstractNum w:abstractNumId="32" w15:restartNumberingAfterBreak="0">
+  <w:abstractNum w:abstractNumId="33" w15:restartNumberingAfterBreak="0">
     <w:nsid w:val="6E4D56A3"/>
     <w:multiLevelType w:val="hybridMultilevel"/>
     <w:tmpl w:val="F13075BE"/>
@@ -11146,7 +11500,7 @@
       </w:rPr>
     </w:lvl>
   </w:abstractNum>
-  <w:abstractNum w:abstractNumId="33" w15:restartNumberingAfterBreak="0">
+  <w:abstractNum w:abstractNumId="34" w15:restartNumberingAfterBreak="0">
     <w:nsid w:val="6E97752A"/>
     <w:multiLevelType w:val="hybridMultilevel"/>
     <w:tmpl w:val="62FA67F2"/>
@@ -11237,7 +11591,7 @@
       </w:pPr>
     </w:lvl>
   </w:abstractNum>
-  <w:abstractNum w:abstractNumId="34" w15:restartNumberingAfterBreak="0">
+  <w:abstractNum w:abstractNumId="35" w15:restartNumberingAfterBreak="0">
     <w:nsid w:val="7031666F"/>
     <w:multiLevelType w:val="hybridMultilevel"/>
     <w:tmpl w:val="7DF8F5F8"/>
@@ -11328,7 +11682,7 @@
       </w:pPr>
     </w:lvl>
   </w:abstractNum>
-  <w:abstractNum w:abstractNumId="35" w15:restartNumberingAfterBreak="0">
+  <w:abstractNum w:abstractNumId="36" w15:restartNumberingAfterBreak="0">
     <w:nsid w:val="72EE6DF1"/>
     <w:multiLevelType w:val="hybridMultilevel"/>
     <w:tmpl w:val="0BF2BA12"/>
@@ -11414,7 +11768,7 @@
       </w:pPr>
     </w:lvl>
   </w:abstractNum>
-  <w:abstractNum w:abstractNumId="36" w15:restartNumberingAfterBreak="0">
+  <w:abstractNum w:abstractNumId="37" w15:restartNumberingAfterBreak="0">
     <w:nsid w:val="75A50A73"/>
     <w:multiLevelType w:val="hybridMultilevel"/>
     <w:tmpl w:val="730AB6D2"/>
@@ -11500,7 +11854,7 @@
       </w:pPr>
     </w:lvl>
   </w:abstractNum>
-  <w:abstractNum w:abstractNumId="37" w15:restartNumberingAfterBreak="0">
+  <w:abstractNum w:abstractNumId="38" w15:restartNumberingAfterBreak="0">
     <w:nsid w:val="75BC0DEF"/>
     <w:multiLevelType w:val="hybridMultilevel"/>
     <w:tmpl w:val="C3A8B2AE"/>
@@ -11591,7 +11945,7 @@
       </w:pPr>
     </w:lvl>
   </w:abstractNum>
-  <w:abstractNum w:abstractNumId="38" w15:restartNumberingAfterBreak="0">
+  <w:abstractNum w:abstractNumId="39" w15:restartNumberingAfterBreak="0">
     <w:nsid w:val="7A253C68"/>
     <w:multiLevelType w:val="hybridMultilevel"/>
     <w:tmpl w:val="7DF8F5F8"/>
@@ -11682,7 +12036,7 @@
       </w:pPr>
     </w:lvl>
   </w:abstractNum>
-  <w:abstractNum w:abstractNumId="39" w15:restartNumberingAfterBreak="0">
+  <w:abstractNum w:abstractNumId="40" w15:restartNumberingAfterBreak="0">
     <w:nsid w:val="7F0F360C"/>
     <w:multiLevelType w:val="hybridMultilevel"/>
     <w:tmpl w:val="C3A8B2AE"/>
@@ -11774,82 +12128,82 @@
     </w:lvl>
   </w:abstractNum>
   <w:num w:numId="1" w16cid:durableId="1870952337">
+    <w:abstractNumId w:val="26"/>
+  </w:num>
+  <w:num w:numId="2" w16cid:durableId="1480224554">
+    <w:abstractNumId w:val="2"/>
+  </w:num>
+  <w:num w:numId="3" w16cid:durableId="165831001">
+    <w:abstractNumId w:val="20"/>
+  </w:num>
+  <w:num w:numId="4" w16cid:durableId="1578705048">
+    <w:abstractNumId w:val="30"/>
+  </w:num>
+  <w:num w:numId="5" w16cid:durableId="461269060">
+    <w:abstractNumId w:val="33"/>
+  </w:num>
+  <w:num w:numId="6" w16cid:durableId="1697272446">
+    <w:abstractNumId w:val="21"/>
+  </w:num>
+  <w:num w:numId="7" w16cid:durableId="480344414">
+    <w:abstractNumId w:val="24"/>
+  </w:num>
+  <w:num w:numId="8" w16cid:durableId="341933244">
+    <w:abstractNumId w:val="13"/>
+  </w:num>
+  <w:num w:numId="9" w16cid:durableId="1969584931">
+    <w:abstractNumId w:val="5"/>
+  </w:num>
+  <w:num w:numId="10" w16cid:durableId="1747531925">
+    <w:abstractNumId w:val="9"/>
+  </w:num>
+  <w:num w:numId="11" w16cid:durableId="1742554325">
+    <w:abstractNumId w:val="37"/>
+  </w:num>
+  <w:num w:numId="12" w16cid:durableId="650057568">
+    <w:abstractNumId w:val="31"/>
+  </w:num>
+  <w:num w:numId="13" w16cid:durableId="406610607">
+    <w:abstractNumId w:val="4"/>
+  </w:num>
+  <w:num w:numId="14" w16cid:durableId="1304115659">
+    <w:abstractNumId w:val="18"/>
+  </w:num>
+  <w:num w:numId="15" w16cid:durableId="169367967">
+    <w:abstractNumId w:val="32"/>
+  </w:num>
+  <w:num w:numId="16" w16cid:durableId="2059280532">
+    <w:abstractNumId w:val="19"/>
+  </w:num>
+  <w:num w:numId="17" w16cid:durableId="535238348">
+    <w:abstractNumId w:val="10"/>
+  </w:num>
+  <w:num w:numId="18" w16cid:durableId="1044016436">
+    <w:abstractNumId w:val="15"/>
+  </w:num>
+  <w:num w:numId="19" w16cid:durableId="650211287">
+    <w:abstractNumId w:val="3"/>
+  </w:num>
+  <w:num w:numId="20" w16cid:durableId="854924682">
+    <w:abstractNumId w:val="8"/>
+  </w:num>
+  <w:num w:numId="21" w16cid:durableId="323093746">
+    <w:abstractNumId w:val="1"/>
+  </w:num>
+  <w:num w:numId="22" w16cid:durableId="1639408732">
+    <w:abstractNumId w:val="12"/>
+  </w:num>
+  <w:num w:numId="23" w16cid:durableId="265967763">
+    <w:abstractNumId w:val="11"/>
+  </w:num>
+  <w:num w:numId="24" w16cid:durableId="2087267058">
+    <w:abstractNumId w:val="23"/>
+  </w:num>
+  <w:num w:numId="25" w16cid:durableId="1206256712">
     <w:abstractNumId w:val="25"/>
   </w:num>
-  <w:num w:numId="2" w16cid:durableId="1480224554">
-    <w:abstractNumId w:val="1"/>
-  </w:num>
-  <w:num w:numId="3" w16cid:durableId="165831001">
-    <w:abstractNumId w:val="19"/>
-  </w:num>
-  <w:num w:numId="4" w16cid:durableId="1578705048">
-    <w:abstractNumId w:val="29"/>
-  </w:num>
-  <w:num w:numId="5" w16cid:durableId="461269060">
-    <w:abstractNumId w:val="32"/>
-  </w:num>
-  <w:num w:numId="6" w16cid:durableId="1697272446">
-    <w:abstractNumId w:val="20"/>
-  </w:num>
-  <w:num w:numId="7" w16cid:durableId="480344414">
-    <w:abstractNumId w:val="23"/>
-  </w:num>
-  <w:num w:numId="8" w16cid:durableId="341933244">
-    <w:abstractNumId w:val="12"/>
-  </w:num>
-  <w:num w:numId="9" w16cid:durableId="1969584931">
-    <w:abstractNumId w:val="4"/>
-  </w:num>
-  <w:num w:numId="10" w16cid:durableId="1747531925">
-    <w:abstractNumId w:val="8"/>
-  </w:num>
-  <w:num w:numId="11" w16cid:durableId="1742554325">
-    <w:abstractNumId w:val="36"/>
-  </w:num>
-  <w:num w:numId="12" w16cid:durableId="650057568">
-    <w:abstractNumId w:val="30"/>
-  </w:num>
-  <w:num w:numId="13" w16cid:durableId="406610607">
-    <w:abstractNumId w:val="3"/>
-  </w:num>
-  <w:num w:numId="14" w16cid:durableId="1304115659">
-    <w:abstractNumId w:val="17"/>
-  </w:num>
-  <w:num w:numId="15" w16cid:durableId="169367967">
-    <w:abstractNumId w:val="31"/>
-  </w:num>
-  <w:num w:numId="16" w16cid:durableId="2059280532">
-    <w:abstractNumId w:val="18"/>
-  </w:num>
-  <w:num w:numId="17" w16cid:durableId="535238348">
-    <w:abstractNumId w:val="9"/>
-  </w:num>
-  <w:num w:numId="18" w16cid:durableId="1044016436">
-    <w:abstractNumId w:val="14"/>
-  </w:num>
-  <w:num w:numId="19" w16cid:durableId="650211287">
-    <w:abstractNumId w:val="2"/>
-  </w:num>
-  <w:num w:numId="20" w16cid:durableId="854924682">
-    <w:abstractNumId w:val="7"/>
-  </w:num>
-  <w:num w:numId="21" w16cid:durableId="323093746">
-    <w:abstractNumId w:val="0"/>
-  </w:num>
-  <w:num w:numId="22" w16cid:durableId="1639408732">
-    <w:abstractNumId w:val="11"/>
-  </w:num>
-  <w:num w:numId="23" w16cid:durableId="265967763">
-    <w:abstractNumId w:val="10"/>
-  </w:num>
-  <w:num w:numId="24" w16cid:durableId="2087267058">
-    <w:abstractNumId w:val="22"/>
-  </w:num>
-  <w:num w:numId="25" w16cid:durableId="1206256712">
-    <w:abstractNumId w:val="24"/>
-  </w:num>
   <w:num w:numId="26" w16cid:durableId="589778059">
-    <w:abstractNumId w:val="26"/>
+    <w:abstractNumId w:val="27"/>
     <w:lvlOverride w:ilvl="0">
       <w:startOverride w:val="1"/>
     </w:lvlOverride>
@@ -11879,49 +12233,52 @@
     </w:lvlOverride>
   </w:num>
   <w:num w:numId="27" w16cid:durableId="313410776">
+    <w:abstractNumId w:val="36"/>
+  </w:num>
+  <w:num w:numId="28" w16cid:durableId="1270432467">
+    <w:abstractNumId w:val="27"/>
+  </w:num>
+  <w:num w:numId="29" w16cid:durableId="1641299729">
+    <w:abstractNumId w:val="6"/>
+  </w:num>
+  <w:num w:numId="30" w16cid:durableId="806629967">
+    <w:abstractNumId w:val="7"/>
+  </w:num>
+  <w:num w:numId="31" w16cid:durableId="456795305">
+    <w:abstractNumId w:val="40"/>
+  </w:num>
+  <w:num w:numId="32" w16cid:durableId="789471719">
+    <w:abstractNumId w:val="34"/>
+  </w:num>
+  <w:num w:numId="33" w16cid:durableId="1752006181">
+    <w:abstractNumId w:val="16"/>
+  </w:num>
+  <w:num w:numId="34" w16cid:durableId="1808039862">
+    <w:abstractNumId w:val="29"/>
+  </w:num>
+  <w:num w:numId="35" w16cid:durableId="1267038228">
+    <w:abstractNumId w:val="38"/>
+  </w:num>
+  <w:num w:numId="36" w16cid:durableId="1427849945">
+    <w:abstractNumId w:val="14"/>
+  </w:num>
+  <w:num w:numId="37" w16cid:durableId="1273634514">
+    <w:abstractNumId w:val="17"/>
+  </w:num>
+  <w:num w:numId="38" w16cid:durableId="854341745">
+    <w:abstractNumId w:val="28"/>
+  </w:num>
+  <w:num w:numId="39" w16cid:durableId="671370106">
+    <w:abstractNumId w:val="39"/>
+  </w:num>
+  <w:num w:numId="40" w16cid:durableId="2013142128">
     <w:abstractNumId w:val="35"/>
   </w:num>
-  <w:num w:numId="28" w16cid:durableId="1270432467">
-    <w:abstractNumId w:val="26"/>
+  <w:num w:numId="41" w16cid:durableId="2086142381">
+    <w:abstractNumId w:val="22"/>
   </w:num>
-  <w:num w:numId="29" w16cid:durableId="1641299729">
-    <w:abstractNumId w:val="5"/>
-  </w:num>
-  <w:num w:numId="30" w16cid:durableId="806629967">
-    <w:abstractNumId w:val="6"/>
-  </w:num>
-  <w:num w:numId="31" w16cid:durableId="456795305">
-    <w:abstractNumId w:val="39"/>
-  </w:num>
-  <w:num w:numId="32" w16cid:durableId="789471719">
-    <w:abstractNumId w:val="33"/>
-  </w:num>
-  <w:num w:numId="33" w16cid:durableId="1752006181">
-    <w:abstractNumId w:val="15"/>
-  </w:num>
-  <w:num w:numId="34" w16cid:durableId="1808039862">
-    <w:abstractNumId w:val="28"/>
-  </w:num>
-  <w:num w:numId="35" w16cid:durableId="1267038228">
-    <w:abstractNumId w:val="37"/>
-  </w:num>
-  <w:num w:numId="36" w16cid:durableId="1427849945">
-    <w:abstractNumId w:val="13"/>
-  </w:num>
-  <w:num w:numId="37" w16cid:durableId="1273634514">
-    <w:abstractNumId w:val="16"/>
-  </w:num>
-  <w:num w:numId="38" w16cid:durableId="854341745">
-    <w:abstractNumId w:val="27"/>
-  </w:num>
-  <w:num w:numId="39" w16cid:durableId="671370106">
-    <w:abstractNumId w:val="38"/>
-  </w:num>
-  <w:num w:numId="40" w16cid:durableId="2013142128">
-    <w:abstractNumId w:val="34"/>
-  </w:num>
-  <w:num w:numId="41" w16cid:durableId="2086142381">
-    <w:abstractNumId w:val="21"/>
+  <w:num w:numId="42" w16cid:durableId="908879595">
+    <w:abstractNumId w:val="0"/>
   </w:num>
 </w:numbering>
 </file>
